--- a/courts/fourth-circuit/west-virginia/state/intermediate-court-of-appeals/opening-brief/usage/OUTPUT-opening-brief.docx
+++ b/courts/fourth-circuit/west-virginia/state/intermediate-court-of-appeals/opening-brief/usage/OUTPUT-opening-brief.docx
@@ -367,7 +367,12 @@
     </w:p>
     <w:p>
       <w:pPr>
-        <w:spacing w:before="1728" w:after="0" w:line="276" w:lineRule="exact"/>
+        <w:spacing w:before="0" w:after="0" w:line="6650" w:lineRule="exact"/>
+      </w:pPr>
+    </w:p>
+    <w:p>
+      <w:pPr>
+        <w:spacing w:before="0" w:after="0" w:line="276" w:lineRule="exact"/>
         <w:ind w:left="4608" w:firstLine="0"/>
         <w:jc w:val="left"/>
       </w:pPr>
@@ -2768,7 +2773,7 @@
         <w:tab/>
       </w:r>
       <w:r>
-        <w:t xml:space="preserve">3, 5, 7</w:t>
+        <w:t xml:space="preserve">3, 5, 8</w:t>
       </w:r>
     </w:p>
     <w:p>
@@ -3054,7 +3059,7 @@
         <w:tab/>
       </w:r>
       <w:r>
-        <w:t xml:space="preserve">7, 8, 10</w:t>
+        <w:t xml:space="preserve">8, 10</w:t>
       </w:r>
     </w:p>
     <w:p>
@@ -4837,7 +4842,7 @@
         <w:pStyle w:val="XdQuoteOnly"/>
       </w:pPr>
       <w:r>
-        <w:t xml:space="preserve">“In the absence of a valid agreement, the Court shall presume that all marital property is to be divided equally between the parties, but may alter this distribution . . . after a consideration of the following: ….. (B) Funds which are separate property.</w:t>
+        <w:t xml:space="preserve">“In the absence of a valid agreement, the Court shall presume that all marital property is to be divided equally between the parties, but may alter this distribution . . . after a consideration of the following: ….. (B) Funds which are separate property.</w:t>
       </w:r>
     </w:p>
     <w:p>
@@ -5104,7 +5109,7 @@
     </w:p>
     <w:p>
       <w:pPr>
-        <w:pStyle w:val="BodyText"/>
+        <w:pStyle w:val="BodyTextKeep"/>
       </w:pPr>
       <w:r>
         <w:t xml:space="preserve">Consequently, the relief which Petitioner seeks here is that which is contemplated under West Virginia Code §48</w:t>
@@ -5136,6 +5141,8 @@
     </w:p>
     <w:p>
       <w:pPr>
+        <w:keepNext/>
+        <w:keepLines/>
         <w:spacing w:before="0" w:after="0" w:line="432" w:lineRule="exact"/>
       </w:pPr>
     </w:p>
@@ -6738,6 +6745,7 @@
     <w:unhideWhenUsed/>
     <w:qFormat/>
     <w:pPr>
+      <w:keepLines/>
       <w:spacing w:before="0" w:after="140" w:line="276" w:lineRule="exact"/>
     </w:pPr>
     <w:rPr>
@@ -6936,6 +6944,15 @@
       <w:ind w:firstLine="0"/>
     </w:pPr>
   </w:style>
+  <w:style w:type="paragraph" w:customStyle="1" w:styleId="BodyTextKeep">
+    <w:name w:val="Body Text Keep"/>
+    <w:basedOn w:val="BodyText"/>
+    <w:qFormat/>
+    <w:pPr>
+      <w:keepNext/>
+      <w:keepLines/>
+    </w:pPr>
+  </w:style>
   <w:style w:type="paragraph" w:customStyle="1" w:styleId="XdList1">
     <w:name w:val="XdList 1"/>
     <w:basedOn w:val="Normal"/>
@@ -6988,6 +7005,33 @@
     <w:pPr>
       <w:spacing w:before="0" w:after="0" w:line="276" w:lineRule="exact"/>
       <w:ind w:left="2160" w:hanging="720"/>
+    </w:pPr>
+  </w:style>
+  <w:style w:type="paragraph" w:customStyle="1" w:styleId="XdQuoteList1">
+    <w:name w:val="Xd Quote List 1"/>
+    <w:basedOn w:val="Normal"/>
+    <w:qFormat/>
+    <w:pPr>
+      <w:spacing w:before="0" w:after="0" w:line="276" w:lineRule="exact"/>
+      <w:ind w:left="1440" w:right="720" w:hanging="720"/>
+    </w:pPr>
+  </w:style>
+  <w:style w:type="paragraph" w:customStyle="1" w:styleId="XdQuoteList2">
+    <w:name w:val="Xd Quote List 2"/>
+    <w:basedOn w:val="Normal"/>
+    <w:qFormat/>
+    <w:pPr>
+      <w:spacing w:before="0" w:after="0" w:line="276" w:lineRule="exact"/>
+      <w:ind w:left="2160" w:right="720" w:hanging="720"/>
+    </w:pPr>
+  </w:style>
+  <w:style w:type="paragraph" w:customStyle="1" w:styleId="XdQuoteList3">
+    <w:name w:val="Xd Quote List 3"/>
+    <w:basedOn w:val="Normal"/>
+    <w:qFormat/>
+    <w:pPr>
+      <w:spacing w:before="0" w:after="0" w:line="276" w:lineRule="exact"/>
+      <w:ind w:left="2880" w:right="720" w:hanging="720"/>
     </w:pPr>
   </w:style>
   <w:style w:type="paragraph" w:customStyle="1" w:styleId="XdQuoteOnly">

--- a/courts/fourth-circuit/west-virginia/state/intermediate-court-of-appeals/opening-brief/usage/OUTPUT-opening-brief.docx
+++ b/courts/fourth-circuit/west-virginia/state/intermediate-court-of-appeals/opening-brief/usage/OUTPUT-opening-brief.docx
@@ -4842,7 +4842,7 @@
         <w:pStyle w:val="XdQuoteOnly"/>
       </w:pPr>
       <w:r>
-        <w:t xml:space="preserve">“In the absence of a valid agreement, the Court shall presume that all marital property is to be divided equally between the parties, but may alter this distribution . . . after a consideration of the following: ….. (B) Funds which are separate property.</w:t>
+        <w:t xml:space="preserve">“In the absence of a valid agreement, the Court shall presume that all marital property is to be divided equally between the parties, but may alter this distribution ⁠. ⁠. ⁠. after a consideration of the following: ….. (B) Funds which are separate property.</w:t>
       </w:r>
     </w:p>
     <w:p>

--- a/courts/fourth-circuit/west-virginia/state/intermediate-court-of-appeals/opening-brief/usage/OUTPUT-opening-brief.docx
+++ b/courts/fourth-circuit/west-virginia/state/intermediate-court-of-appeals/opening-brief/usage/OUTPUT-opening-brief.docx
@@ -329,9 +329,7 @@
                 <w:b/>
                 <w:bCs/>
               </w:rPr>
-              <w:t xml:space="preserve">23-ICA</w:t>
-              <w:noBreakHyphen/>
-              <w:t xml:space="preserve">370</w:t>
+              <w:t xml:space="preserve">23-ICA-⁠370</w:t>
             </w:r>
           </w:p>
         </w:tc>
@@ -581,9 +579,7 @@
         <w:t xml:space="preserve"> </w:t>
       </w:r>
       <w:r>
-        <w:t xml:space="preserve">342</w:t>
-        <w:noBreakHyphen/>
-        <w:t xml:space="preserve">3174</w:t>
+        <w:t xml:space="preserve">342-⁠3174</w:t>
       </w:r>
     </w:p>
     <w:p>
@@ -605,9 +601,7 @@
         <w:t xml:space="preserve"> </w:t>
       </w:r>
       <w:r>
-        <w:t xml:space="preserve">342</w:t>
-        <w:noBreakHyphen/>
-        <w:t xml:space="preserve">0448</w:t>
+        <w:t xml:space="preserve">342-⁠0448</w:t>
       </w:r>
     </w:p>
     <w:p>
@@ -2946,11 +2940,7 @@
         <w:t xml:space="preserve"> </w:t>
       </w:r>
       <w:r>
-        <w:t xml:space="preserve">48</w:t>
-        <w:noBreakHyphen/>
-        <w:t xml:space="preserve">1</w:t>
-        <w:noBreakHyphen/>
-        <w:t xml:space="preserve">33</w:t>
+        <w:t xml:space="preserve">48-⁠1-⁠33</w:t>
       </w:r>
       <w:r>
         <w:t xml:space="preserve">   </w:t>
@@ -2996,11 +2986,7 @@
         <w:t xml:space="preserve"> </w:t>
       </w:r>
       <w:r>
-        <w:t xml:space="preserve">48</w:t>
-        <w:noBreakHyphen/>
-        <w:t xml:space="preserve">1</w:t>
-        <w:noBreakHyphen/>
-        <w:t xml:space="preserve">237(1)</w:t>
+        <w:t xml:space="preserve">48-⁠1-⁠237(1)</w:t>
       </w:r>
       <w:r>
         <w:t xml:space="preserve">   </w:t>
@@ -3046,11 +3032,7 @@
         <w:t xml:space="preserve"> </w:t>
       </w:r>
       <w:r>
-        <w:t xml:space="preserve">48</w:t>
-        <w:noBreakHyphen/>
-        <w:t xml:space="preserve">7</w:t>
-        <w:noBreakHyphen/>
-        <w:t xml:space="preserve">103(1)⁠(B)</w:t>
+        <w:t xml:space="preserve">48-⁠7-⁠103(1)⁠(B)</w:t>
       </w:r>
       <w:r>
         <w:t xml:space="preserve">   </w:t>
@@ -3324,31 +3306,7 @@
         <w:pStyle w:val="BodyText"/>
       </w:pPr>
       <w:r>
-        <w:t xml:space="preserve">The parties were married on May 23, 2017. They separated on July 26, 2021. Their Final Divorce Order was entered on July 20, 2023 in the Family Court of Fayette County, JA 100 (Dkt entry 103). Mr. Bowe who is now age 57 is self-employed as a construction contractor. The former Mrs. Bowe, now age 49, operated a maid service, JA 17. The single issue which dominated their divorce proceedings is the characterization and claims concerning Mr. Bowe’s VA disability payments, see Mediation Statement, JA 60; and see Final Divorce Order, JA 1</w:t>
-      </w:r>
-      <w:r>
-        <w:noBreakHyphen/>
-      </w:r>
-      <w:r>
-        <w:t xml:space="preserve">14 paragraphs 14</w:t>
-      </w:r>
-      <w:r>
-        <w:noBreakHyphen/>
-      </w:r>
-      <w:r>
-        <w:t xml:space="preserve">16, 31</w:t>
-      </w:r>
-      <w:r>
-        <w:noBreakHyphen/>
-      </w:r>
-      <w:r>
-        <w:t xml:space="preserve">32, 35</w:t>
-      </w:r>
-      <w:r>
-        <w:noBreakHyphen/>
-      </w:r>
-      <w:r>
-        <w:t xml:space="preserve">37, 45 and conclusions reached by the Family Court contained in paragraphs 10, 11 and 12.</w:t>
+        <w:t xml:space="preserve">The parties were married on May 23, 2017. They separated on July 26, 2021. Their Final Divorce Order was entered on July 20, 2023 in the Family Court of Fayette County, JA 100 (Dkt entry 103). Mr. Bowe who is now age 57 is self-employed as a construction contractor. The former Mrs. Bowe, now age 49, operated a maid service, JA 17. The single issue which dominated their divorce proceedings is the characterization and claims concerning Mr. Bowe’s VA disability payments, see Mediation Statement, JA 60; and see Final Divorce Order, JA 1-⁠14 paragraphs 14-⁠16, 31-⁠32, 35-⁠37, 45 and conclusions reached by the Family Court contained in paragraphs 10, 11 and 12.</w:t>
       </w:r>
     </w:p>
     <w:p>
@@ -3356,13 +3314,7 @@
         <w:pStyle w:val="BodyText"/>
       </w:pPr>
       <w:r>
-        <w:t xml:space="preserve">In July of 2010 Mr. Bowe began receiving these VA disability benefits for a serviceconnected medical condition resulting from his prior military service. These benefits were always directly deposited into the bank account on a monthly basis solely in Mr. Bowe’s name. A summary exhibit introduced at the final hearing shows that these deposits which total $164,902.34 were made between the dates of marriage up to separation, JA 88</w:t>
-      </w:r>
-      <w:r>
-        <w:noBreakHyphen/>
-      </w:r>
-      <w:r>
-        <w:t xml:space="preserve">92.</w:t>
+        <w:t xml:space="preserve">In July of 2010 Mr. Bowe began receiving these VA disability benefits for a serviceconnected medical condition resulting from his prior military service. These benefits were always directly deposited into the bank account on a monthly basis solely in Mr. Bowe’s name. A summary exhibit introduced at the final hearing shows that these deposits which total $164,902.34 were made between the dates of marriage up to separation, JA 88-⁠92.</w:t>
       </w:r>
     </w:p>
     <w:p>
@@ -3370,13 +3322,7 @@
         <w:pStyle w:val="BodyText"/>
       </w:pPr>
       <w:r>
-        <w:t xml:space="preserve">Arguments about these benefits included claims by the Respondent to the additional VA disability funds which a married recipient receives and which Mr. Bowe continued to receive after separation but before the divorce was final ($165.81 per month), JA 89 see line item for February 1, 2018. Most relevant to the arguments in this appeal is the argument and attendant finding by the Family Court that the deposits made by VA had been commingled with other funds and the account used for marital expenditures, therefore they became by transmutation marital property, JA 7</w:t>
-      </w:r>
-      <w:r>
-        <w:noBreakHyphen/>
-      </w:r>
-      <w:r>
-        <w:t xml:space="preserve">8. In agreeing with the Respondent the Family Court reasoned that under the decision in Whiting v. Whiting, 183, W.Va. 451,</w:t>
+        <w:t xml:space="preserve">Arguments about these benefits included claims by the Respondent to the additional VA disability funds which a married recipient receives and which Mr. Bowe continued to receive after separation but before the divorce was final ($165.81 per month), JA 89 see line item for February 1, 2018. Most relevant to the arguments in this appeal is the argument and attendant finding by the Family Court that the deposits made by VA had been commingled with other funds and the account used for marital expenditures, therefore they became by transmutation marital property, JA 7-⁠8. In agreeing with the Respondent the Family Court reasoned that under the decision in Whiting v. Whiting, 183, W.Va. 451,</w:t>
       </w:r>
       <w:r>
         <w:t xml:space="preserve"> </w:t>
@@ -3936,19 +3882,7 @@
         <w:pStyle w:val="BodyText"/>
       </w:pPr>
       <w:r>
-        <w:t xml:space="preserve">The following cannot be disputed: Mr. Bowe acquired federal benefits in the form of service-related disability benefits approximately seven (7) years before this marriage, thus these benefits are Mr. Bowe’s separate property under federal law see argument infra; and also state law, W.Va. Code §48</w:t>
-      </w:r>
-      <w:r>
-        <w:noBreakHyphen/>
-      </w:r>
-      <w:r>
-        <w:t xml:space="preserve">1</w:t>
-      </w:r>
-      <w:r>
-        <w:noBreakHyphen/>
-      </w:r>
-      <w:r>
-        <w:t xml:space="preserve">237</w:t>
+        <w:t xml:space="preserve">The following cannot be disputed: Mr. Bowe acquired federal benefits in the form of service-related disability benefits approximately seven (7) years before this marriage, thus these benefits are Mr. Bowe’s separate property under federal law see argument infra; and also state law, W.Va. Code §48-⁠1-⁠237</w:t>
       </w:r>
       <w:r>
         <w:t xml:space="preserve"> </w:t>
@@ -3962,13 +3896,7 @@
         <w:pStyle w:val="XdQuoteOnly"/>
       </w:pPr>
       <w:r>
-        <w:t xml:space="preserve">“The Court concurs that VA disability benefits are not subject to equitable distribution. However, those VA disability payments were deposited in a checking account which was being used to pay for food and other household expenses and bills, JA 6</w:t>
-      </w:r>
-      <w:r>
-        <w:noBreakHyphen/>
-      </w:r>
-      <w:r>
-        <w:t xml:space="preserve">7 paragraph 32. (Italics added).</w:t>
+        <w:t xml:space="preserve">“The Court concurs that VA disability benefits are not subject to equitable distribution. However, those VA disability payments were deposited in a checking account which was being used to pay for food and other household expenses and bills, JA 6-⁠7 paragraph 32. (Italics added).</w:t>
       </w:r>
     </w:p>
     <w:p>
@@ -4010,19 +3938,7 @@
         <w:t xml:space="preserve"> </w:t>
       </w:r>
       <w:r>
-        <w:t xml:space="preserve">Cl. 2. The Court concluded that it did violate federal law which preempted California community property laws and that it caused an “injury to federal rights by state law based on community property concepts,” 439 U.S. 582</w:t>
-      </w:r>
-      <w:r>
-        <w:noBreakHyphen/>
-      </w:r>
-      <w:r>
-        <w:t xml:space="preserve">583. The Court stated that there existed a flat prohibition against any such attachment of the federal benefits which would stand in the way of the federal benefits, Id. 583</w:t>
-      </w:r>
-      <w:r>
-        <w:noBreakHyphen/>
-      </w:r>
-      <w:r>
-        <w:t xml:space="preserve">584.</w:t>
+        <w:t xml:space="preserve">Cl. 2. The Court concluded that it did violate federal law which preempted California community property laws and that it caused an “injury to federal rights by state law based on community property concepts,” 439 U.S. 582-⁠583. The Court stated that there existed a flat prohibition against any such attachment of the federal benefits which would stand in the way of the federal benefits, Id. 583-⁠584.</w:t>
       </w:r>
     </w:p>
     <w:p>
@@ -4048,13 +3964,7 @@
         <w:t xml:space="preserve"> </w:t>
       </w:r>
       <w:r>
-        <w:t xml:space="preserve">357 S.E. 2d 226, 229</w:t>
-      </w:r>
-      <w:r>
-        <w:noBreakHyphen/>
-      </w:r>
-      <w:r>
-        <w:t xml:space="preserve">231 (1987).</w:t>
+        <w:t xml:space="preserve">357 S.E. 2d 226, 229-⁠231 (1987).</w:t>
       </w:r>
     </w:p>
     <w:p>
@@ -4504,19 +4414,7 @@
         <w:pStyle w:val="BodyTextNote"/>
       </w:pPr>
       <w:r>
-        <w:t xml:space="preserve">It is beyond dispute in this case that Mr. Bowe’s VA disability benefits were his separate assets. These benefits as has been discussed previously herein enjoy a special protected status as belonging to the disabled veteran under our federal laws. Only other federal laws can change that status. In the Mansell and Howell decisions the Court struck down attempts by the State legislatures and the state courts in California and Arizona to alter or convert the character and status of these benefits into something not intended. How then can a Court decision or an interpretation of a section of a State code as done here achieve such a result? It follows logically that State laws and state court decisions cannot do so. The Family Court decision cites Whiting v. Whiting, supra for the authority as being consistent with W.Va. Code §48</w:t>
-      </w:r>
-      <w:r>
-        <w:noBreakHyphen/>
-      </w:r>
-      <w:r>
-        <w:t xml:space="preserve">1</w:t>
-      </w:r>
-      <w:r>
-        <w:noBreakHyphen/>
-      </w:r>
-      <w:r>
-        <w:t xml:space="preserve">33</w:t>
+        <w:t xml:space="preserve">It is beyond dispute in this case that Mr. Bowe’s VA disability benefits were his separate assets. These benefits as has been discussed previously herein enjoy a special protected status as belonging to the disabled veteran under our federal laws. Only other federal laws can change that status. In the Mansell and Howell decisions the Court struck down attempts by the State legislatures and the state courts in California and Arizona to alter or convert the character and status of these benefits into something not intended. How then can a Court decision or an interpretation of a section of a State code as done here achieve such a result? It follows logically that State laws and state court decisions cannot do so. The Family Court decision cites Whiting v. Whiting, supra for the authority as being consistent with W.Va. Code §48-⁠1-⁠33</w:t>
       </w:r>
       <w:r>
         <w:t xml:space="preserve"> </w:t>
@@ -4816,19 +4714,7 @@
         <w:pStyle w:val="BodyText"/>
       </w:pPr>
       <w:r>
-        <w:t xml:space="preserve">West Virginia statutory law on equitable distribution provided in West Virginia Code §48</w:t>
-      </w:r>
-      <w:r>
-        <w:noBreakHyphen/>
-      </w:r>
-      <w:r>
-        <w:t xml:space="preserve">7</w:t>
-      </w:r>
-      <w:r>
-        <w:noBreakHyphen/>
-      </w:r>
-      <w:r>
-        <w:t xml:space="preserve">103</w:t>
+        <w:t xml:space="preserve">West Virginia statutory law on equitable distribution provided in West Virginia Code §48-⁠7-⁠103</w:t>
       </w:r>
       <w:r>
         <w:t xml:space="preserve"> </w:t>
@@ -4858,19 +4744,7 @@
         <w:pStyle w:val="BodyText"/>
       </w:pPr>
       <w:r>
-        <w:t xml:space="preserve">In the event of a remand in this case and if even if this Court were to uphold the Family Court’s determination that transmutation was properly employed below, any reconsideration of this matter should require analysis under West Virginia Code §48</w:t>
-      </w:r>
-      <w:r>
-        <w:noBreakHyphen/>
-      </w:r>
-      <w:r>
-        <w:t xml:space="preserve">1</w:t>
-      </w:r>
-      <w:r>
-        <w:noBreakHyphen/>
-      </w:r>
-      <w:r>
-        <w:t xml:space="preserve">103 (1)⁠(B), see Conclusion infra.</w:t>
+        <w:t xml:space="preserve">In the event of a remand in this case and if even if this Court were to uphold the Family Court’s determination that transmutation was properly employed below, any reconsideration of this matter should require analysis under West Virginia Code §48-⁠1-⁠103 (1)⁠(B), see Conclusion infra.</w:t>
       </w:r>
     </w:p>
     <w:p>
@@ -5112,31 +4986,13 @@
         <w:pStyle w:val="BodyTextKeep"/>
       </w:pPr>
       <w:r>
-        <w:t xml:space="preserve">Consequently, the relief which Petitioner seeks here is that which is contemplated under West Virginia Code §48</w:t>
-      </w:r>
-      <w:r>
-        <w:noBreakHyphen/>
-      </w:r>
-      <w:r>
-        <w:t xml:space="preserve">7</w:t>
-      </w:r>
-      <w:r>
-        <w:noBreakHyphen/>
-      </w:r>
-      <w:r>
-        <w:t xml:space="preserve">103(1)⁠(B).</w:t>
-      </w:r>
-      <w:r>
-        <w:t xml:space="preserve"> </w:t>
-      </w:r>
-      <w:r>
-        <w:t xml:space="preserve">Employing that section to the amounts found as fact in the Final Divorce Order, paragraphs 17</w:t>
-      </w:r>
-      <w:r>
-        <w:noBreakHyphen/>
-      </w:r>
-      <w:r>
-        <w:t xml:space="preserve">21 and 26 the separate property in the amount of $164,902.34 should be subtracted from the $185,250.89 (the growth during coverture) resulting in a balance of $21,349.00. Half of $21,349 constitutes the remaining equitable distribution when the applicable law is applied.</w:t>
+        <w:t xml:space="preserve">Consequently, the relief which Petitioner seeks here is that which is contemplated under West Virginia Code §48-⁠7-⁠103(1)⁠(B).</w:t>
+      </w:r>
+      <w:r>
+        <w:t xml:space="preserve"> </w:t>
+      </w:r>
+      <w:r>
+        <w:t xml:space="preserve">Employing that section to the amounts found as fact in the Final Divorce Order, paragraphs 17-⁠21 and 26 the separate property in the amount of $164,902.34 should be subtracted from the $185,250.89 (the growth during coverture) resulting in a balance of $21,349.00. Half of $21,349 constitutes the remaining equitable distribution when the applicable law is applied.</w:t>
       </w:r>
     </w:p>
     <w:p>
@@ -5391,9 +5247,7 @@
               <w:t xml:space="preserve"> </w:t>
             </w:r>
             <w:r>
-              <w:t xml:space="preserve">342</w:t>
-              <w:noBreakHyphen/>
-              <w:t xml:space="preserve">3174</w:t>
+              <w:t xml:space="preserve">342-⁠3174</w:t>
             </w:r>
           </w:p>
           <w:p>
@@ -5415,9 +5269,7 @@
               <w:t xml:space="preserve"> </w:t>
             </w:r>
             <w:r>
-              <w:t xml:space="preserve">342</w:t>
-              <w:noBreakHyphen/>
-              <w:t xml:space="preserve">0448</w:t>
+              <w:t xml:space="preserve">342-⁠0448</w:t>
             </w:r>
           </w:p>
           <w:p>
@@ -5985,19 +5837,7 @@
         <w:t xml:space="preserve"> </w:t>
       </w:r>
       <w:r>
-        <w:t xml:space="preserve">Cl. 2 states that the Constitution and Laws of the United States and all treaties shall be the supreme law of the land. Judges in every State shall be bound thereby. Bowe’s separate asset the Court incorrectly determined that commingling changed that. Certainly it cannot under the federal law and facts here. The Family Court not only overlooked the governing federal law but overlooked W.Va. Code §48</w:t>
-      </w:r>
-      <w:r>
-        <w:noBreakHyphen/>
-      </w:r>
-      <w:r>
-        <w:t xml:space="preserve">7</w:t>
-      </w:r>
-      <w:r>
-        <w:noBreakHyphen/>
-      </w:r>
-      <w:r>
-        <w:t xml:space="preserve">103(B)</w:t>
+        <w:t xml:space="preserve">Cl. 2 states that the Constitution and Laws of the United States and all treaties shall be the supreme law of the land. Judges in every State shall be bound thereby. Bowe’s separate asset the Court incorrectly determined that commingling changed that. Certainly it cannot under the federal law and facts here. The Family Court not only overlooked the governing federal law but overlooked W.Va. Code §48-⁠7-⁠103(B)</w:t>
       </w:r>
       <w:r>
         <w:t xml:space="preserve"> </w:t>
@@ -6746,7 +6586,7 @@
     <w:qFormat/>
     <w:pPr>
       <w:keepLines/>
-      <w:spacing w:before="0" w:after="140" w:line="276" w:lineRule="exact"/>
+      <w:spacing w:before="46" w:after="140" w:line="276" w:lineRule="exact"/>
     </w:pPr>
     <w:rPr>
       <w:sz w:val="24"/>
